--- a/files/Edward Stone Resume.docx
+++ b/files/Edward Stone Resume.docx
@@ -195,7 +195,7 @@
         <w:rPr>
           <w:sz w:val="21"/>
         </w:rPr>
-        <w:t>Designed a planning feature aligning Inquisitive's content library with teachers' real classroom schedules, adopted by over half of active users and now a key indicator of customer engagement and retention.</w:t>
+        <w:t>Launched a planning feature aligning Inquisitive's content library with teachers' real classroom schedules, adopted by over half of active users and now a key indicator of customer engagement and retention.</w:t>
       </w:r>
     </w:p>
     <w:p>
@@ -207,7 +207,7 @@
         <w:rPr>
           <w:sz w:val="21"/>
         </w:rPr>
-        <w:t>Designed and shipped an in-product review system for teachers to rate lessons, generating 7,000+ responses in its pilot year. Feedback drives weekly content improvements, surfaces product insights, and provides a pipeline of engaged users for research recruitment.</w:t>
+        <w:t>Introduced an in-product review system for teachers to rate lessons, generating 7,000+ responses in its pilot year. Feedback drives weekly content improvements, surfaces product insights, and provides a pipeline of engaged users for research recruitment.</w:t>
       </w:r>
     </w:p>
     <w:p>
@@ -308,7 +308,7 @@
         <w:rPr>
           <w:sz w:val="21"/>
         </w:rPr>
-        <w:t>Redesigned the organiser onboarding flow to reduce friction in creating events, addressing the platform's core supply-side challenge.</w:t>
+        <w:t>Streamlined the organiser onboarding flow to reduce friction in creating events, addressing the platform's core supply-side challenge.</w:t>
       </w:r>
     </w:p>
     <w:p>
@@ -373,7 +373,7 @@
         <w:rPr>
           <w:sz w:val="21"/>
         </w:rPr>
-        <w:t>Re-designed EDM campaigns, increasing conversion rate by over 20%.</w:t>
+        <w:t>Reworked EDM campaigns, increasing conversion rate by over 20%.</w:t>
       </w:r>
     </w:p>
     <w:p>
@@ -479,7 +479,7 @@
           <w:i w:val="0"/>
           <w:sz w:val="21"/>
         </w:rPr>
-        <w:t>Graphic designer for Sir Elton John's private office, Rocket Sports (sports management), and Rocket Music (music management). Designed for Olympic-level athletes and entertainment industry clients.</w:t>
+        <w:t>Graphic designer for Sir Elton John's private office, Rocket Sports (sports management), and Rocket Music (music management). Delivered work for Olympic-level athletes and entertainment industry clients.</w:t>
       </w:r>
     </w:p>
     <w:p>
@@ -592,7 +592,7 @@
         <w:rPr>
           <w:sz w:val="21"/>
         </w:rPr>
-        <w:t>Designed and maintained the online store, handling web design, product photography, and post-production.</w:t>
+        <w:t>Created and maintained the online store, handling web design, product photography, and post-production.</w:t>
       </w:r>
     </w:p>
     <w:p>

--- a/files/Edward Stone Resume.docx
+++ b/files/Edward Stone Resume.docx
@@ -27,7 +27,7 @@
           <w:color w:val="444448"/>
           <w:sz w:val="24"/>
         </w:rPr>
-        <w:t>Senior Product Designer</w:t>
+        <w:t>Lead Product Designer</w:t>
       </w:r>
     </w:p>
     <w:p>
@@ -40,7 +40,7 @@
           <w:i w:val="0"/>
           <w:sz w:val="20"/>
         </w:rPr>
-        <w:t>Leichhardt, Sydney, NSW • 0401 068 837</w:t>
+        <w:t>Drummoyne, Sydney, NSW • 0401 068 837</w:t>
       </w:r>
     </w:p>
     <w:p>
@@ -92,7 +92,7 @@
           <w:i w:val="0"/>
           <w:sz w:val="21"/>
         </w:rPr>
-        <w:t>Senior Product Designer with 10+ years across ed-tech and sports technology. Founding designer at two startups, I built the research infrastructure, design systems, and feedback loops that shaped how each organisation understands its users and decides what to build. Now leading design at Inquisitive, collaborating across product, engineering, and content to ship meaningful outcomes for teachers.</w:t>
+        <w:t>Lead Product Designer with 15 years in design, the last eight in ed-tech and sports technology. I started at Sir Elton John's private office, designing for Olympic and Tour de France athletes and recording artists, and have since been founding designer at two startups, building the research infrastructure, design systems, and feedback loops that shape how each organisation understands its users and decides what to build. Now leading design at Inquisitive, collaborating across product, engineering, and content to ship meaningful outcomes for teachers.</w:t>
       </w:r>
     </w:p>
     <w:p>
@@ -120,7 +120,7 @@
           <w:color w:val="111113"/>
           <w:sz w:val="23"/>
         </w:rPr>
-        <w:t>Senior Product Designer (UX/UI), Inquisitive</w:t>
+        <w:t>Lead Product Designer (UX/UI), Inquisitive</w:t>
       </w:r>
     </w:p>
     <w:p>
@@ -147,7 +147,7 @@
           <w:i w:val="0"/>
           <w:sz w:val="21"/>
         </w:rPr>
-        <w:t>Founding designer at an ed-tech platform used by 50,000+ primary school teachers across Australia and the United States.</w:t>
+        <w:t>Founding designer at an ed-tech platform used by 50,000+ primary school teachers across Australia and the United States. Lead a squad of two front-end engineers, a back-end engineer, and a designer, owning the teaching and learning experience at the core of the product.</w:t>
       </w:r>
     </w:p>
     <w:p>
@@ -479,7 +479,7 @@
           <w:i w:val="0"/>
           <w:sz w:val="21"/>
         </w:rPr>
-        <w:t>Graphic designer for Sir Elton John's private office, Rocket Sports (sports management), and Rocket Music (music management). Delivered work for Olympic-level athletes and entertainment industry clients.</w:t>
+        <w:t>Graphic designer for Sir Elton John's private office, Rocket Sports (sports management), and Rocket Music (music management). Delivered work for Olympic and Tour de France athletes, recording artists, and entertainment industry clients.</w:t>
       </w:r>
     </w:p>
     <w:p>
@@ -491,7 +491,7 @@
         <w:rPr>
           <w:sz w:val="21"/>
         </w:rPr>
-        <w:t>Designed and built websites for high-profile sports and music talent, owning content, structure, and UX decisions end-to-end.</w:t>
+        <w:t>Designed and built websites for Tour de France cyclists, Olympic athletes, and Rocket Music artists, owning content, structure, and UX decisions end-to-end.</w:t>
       </w:r>
     </w:p>
     <w:p>
@@ -503,7 +503,7 @@
         <w:rPr>
           <w:sz w:val="21"/>
         </w:rPr>
-        <w:t>Independently scoped and delivered pitch decks, brand sponsorship mock-ups, and campaign assets across multiple business units.</w:t>
+        <w:t>Won brand sponsorship for Tour de France and Olympic athletes with pitch decks framing each athlete's story and commercial value for high-profile brands.</w:t>
       </w:r>
     </w:p>
     <w:p>

--- a/files/Edward Stone Resume.docx
+++ b/files/Edward Stone Resume.docx
@@ -220,6 +220,14 @@
           <w:sz w:val="21"/>
         </w:rPr>
         <w:t>Founded a Figma variable-powered atomic design system that eliminated UI alignment issues, freeing design and engineering capacity to focus on solving customer problems.</w:t>
+      </w:r>
+    </w:p>
+    <w:p>
+      <w:pPr>
+        <w:pStyle w:val="ListBullet"/>
+      </w:pPr>
+      <w:r>
+        <w:t>Prototype concepts as working software with Claude Code, so usability sessions test real interaction rather than the limits of click-through mockups, producing higher-confidence insight faster and at lower cost. Validated prototypes reach engineering ahead of build and double as the spec.</w:t>
       </w:r>
     </w:p>
     <w:p>
@@ -726,7 +734,7 @@
           <w:i w:val="0"/>
           <w:sz w:val="21"/>
         </w:rPr>
-        <w:t>Figma, Jira, Jira Product Discovery, Dovetail, Hotjar, Intercom, AI-assisted workflows (Claude, Claude Code, Dovetail AI, Figma MCP)</w:t>
+        <w:t>Figma, Jira, Jira Product Discovery, Dovetail, Hotjar, Intercom, AI-assisted workflows (Claude Code, Claude, Dovetail AI, Figma MCP)</w:t>
       </w:r>
     </w:p>
     <w:p>

--- a/files/Edward Stone Resume.docx
+++ b/files/Edward Stone Resume.docx
@@ -680,7 +680,7 @@
           <w:i w:val="0"/>
           <w:sz w:val="21"/>
         </w:rPr>
-        <w:t>Product Design, UX Design, UI Design, Interaction Design, Information Architecture, Design Systems, Responsive Design, Accessibility (WCAG)</w:t>
+        <w:t>Product Design, UX Design, UI Design, Interaction Design, Prototyping, Information Architecture, OOUX, Design Systems, Responsive Design, Accessibility (WCAG)</w:t>
       </w:r>
     </w:p>
     <w:p>
@@ -694,7 +694,7 @@
           <w:color w:val="111113"/>
           <w:sz w:val="26"/>
         </w:rPr>
-        <w:t>Research &amp; Analysis</w:t>
+        <w:t>Qualitative Research</w:t>
       </w:r>
     </w:p>
     <w:p>
@@ -707,7 +707,21 @@
           <w:i w:val="0"/>
           <w:sz w:val="21"/>
         </w:rPr>
-        <w:t>User Interviews, Usability Testing, Survey Design, Data Analysis, JTBD, OOUX</w:t>
+        <w:t>User Interviews, Usability Testing, JTBD</w:t>
+      </w:r>
+    </w:p>
+    <w:p>
+      <w:pPr>
+        <w:pStyle w:val="Heading2"/>
+      </w:pPr>
+      <w:r>
+        <w:t>Quantitative Research</w:t>
+      </w:r>
+    </w:p>
+    <w:p>
+      <w:pPr/>
+      <w:r>
+        <w:t>Survey Design, Data Analysis, Analytics &amp; Funnel Analysis</w:t>
       </w:r>
     </w:p>
     <w:p>
@@ -734,7 +748,7 @@
           <w:i w:val="0"/>
           <w:sz w:val="21"/>
         </w:rPr>
-        <w:t>Figma, Jira, Jira Product Discovery, Dovetail, Hotjar, Intercom, AI-assisted workflows (Claude Code, Claude, Dovetail AI, Figma MCP)</w:t>
+        <w:t>Figma, Jira, Jira Product Discovery, Dovetail, Hotjar, Intercom, AI-assisted workflows (Claude Code, Claude, Dovetail AI, Figma MCP), Prototyping stack (Vercel, Supabase, Railway)</w:t>
       </w:r>
     </w:p>
     <w:p>

--- a/files/Edward Stone Resume.docx
+++ b/files/Edward Stone Resume.docx
@@ -220,6 +220,14 @@
           <w:sz w:val="21"/>
         </w:rPr>
         <w:t>Founded a Figma variable-powered atomic design system that eliminated UI alignment issues, freeing design and engineering capacity to focus on solving customer problems.</w:t>
+      </w:r>
+    </w:p>
+    <w:p>
+      <w:pPr>
+        <w:pStyle w:val="ListBullet"/>
+      </w:pPr>
+      <w:r>
+        <w:t>Prototype concepts as working software with Claude Code, so usability sessions test real interaction rather than the limits of click-through mockups, producing higher-confidence insight faster and at lower cost. Validated prototypes reach engineering ahead of build and double as the spec.</w:t>
       </w:r>
     </w:p>
     <w:p>
@@ -672,7 +680,7 @@
           <w:i w:val="0"/>
           <w:sz w:val="21"/>
         </w:rPr>
-        <w:t>Product Design, UX Design, UI Design, Interaction Design, Information Architecture, Design Systems, Responsive Design, Accessibility (WCAG)</w:t>
+        <w:t>Product Design, UX Design, UI Design, Interaction Design, Prototyping, Information Architecture, OOUX, Design Systems, Responsive Design, Accessibility (WCAG)</w:t>
       </w:r>
     </w:p>
     <w:p>
@@ -686,7 +694,7 @@
           <w:color w:val="111113"/>
           <w:sz w:val="26"/>
         </w:rPr>
-        <w:t>Research &amp; Analysis</w:t>
+        <w:t>Qualitative Research</w:t>
       </w:r>
     </w:p>
     <w:p>
@@ -699,7 +707,21 @@
           <w:i w:val="0"/>
           <w:sz w:val="21"/>
         </w:rPr>
-        <w:t>User Interviews, Usability Testing, Survey Design, Data Analysis, JTBD, OOUX</w:t>
+        <w:t>User Interviews, Usability Testing, JTBD</w:t>
+      </w:r>
+    </w:p>
+    <w:p>
+      <w:pPr>
+        <w:pStyle w:val="Heading2"/>
+      </w:pPr>
+      <w:r>
+        <w:t>Quantitative Research</w:t>
+      </w:r>
+    </w:p>
+    <w:p>
+      <w:pPr/>
+      <w:r>
+        <w:t>Survey Design, Data Analysis, Analytics &amp; Funnel Analysis</w:t>
       </w:r>
     </w:p>
     <w:p>
@@ -726,7 +748,7 @@
           <w:i w:val="0"/>
           <w:sz w:val="21"/>
         </w:rPr>
-        <w:t>Figma, Jira, Jira Product Discovery, Dovetail, Hotjar, Intercom, AI-assisted workflows (Claude, Claude Code, Dovetail AI, Figma MCP)</w:t>
+        <w:t>Figma, Jira, Jira Product Discovery, Dovetail, Hotjar, Intercom, AI-assisted workflows (Claude Code, Claude, Dovetail AI, Figma MCP), Prototyping stack (Vercel, Supabase, Railway)</w:t>
       </w:r>
     </w:p>
     <w:p>

--- a/files/Edward Stone Resume.docx
+++ b/files/Edward Stone Resume.docx
@@ -159,7 +159,15 @@
         <w:rPr>
           <w:sz w:val="21"/>
         </w:rPr>
-        <w:t>Built a customer voice infrastructure from scratch, capturing 95% of actionable feedback across two regions and transforming how the organisation prioritises what to build.</w:t>
+        <w:t>Built a customer voice infrastructure from scratch, capturing 95% of actionable feedback across two regions, and an in-product review system generating 7,000+ responses in its pilot year. Together they transformed how the organisation prioritises what to build, and now drive weekly content improvements and research recruitment.</w:t>
+      </w:r>
+    </w:p>
+    <w:p>
+      <w:pPr>
+        <w:pStyle w:val="ListBullet"/>
+      </w:pPr>
+      <w:r>
+        <w:t>Facilitate cross-functional workshops with the CEO, Head of Education, and Head of Engineering, using structured ideation to reach shared problem definition before design starts. The customer voice infrastructure originated in one.</w:t>
       </w:r>
     </w:p>
     <w:p>
@@ -196,18 +204,6 @@
           <w:sz w:val="21"/>
         </w:rPr>
         <w:t>Launched a planning feature aligning Inquisitive's content library with teachers' real classroom schedules, adopted by over half of active users and now a key indicator of customer engagement and retention.</w:t>
-      </w:r>
-    </w:p>
-    <w:p>
-      <w:pPr>
-        <w:pStyle w:val="ListBullet"/>
-        <w:spacing w:after="40"/>
-      </w:pPr>
-      <w:r>
-        <w:rPr>
-          <w:sz w:val="21"/>
-        </w:rPr>
-        <w:t>Introduced an in-product review system for teachers to rate lessons, generating 7,000+ responses in its pilot year. Feedback drives weekly content improvements, surfaces product insights, and provides a pipeline of engaged users for research recruitment.</w:t>
       </w:r>
     </w:p>
     <w:p>
@@ -748,7 +744,7 @@
           <w:i w:val="0"/>
           <w:sz w:val="21"/>
         </w:rPr>
-        <w:t>Figma, Jira, Jira Product Discovery, Dovetail, Hotjar, Intercom, AI-assisted workflows (Claude Code, Claude, Dovetail AI, Figma MCP), Prototyping stack (Vercel, Supabase, Railway)</w:t>
+        <w:t>Figma, Jira, Jira Product Discovery, Dovetail, Hotjar, Intercom, Miro, AI-assisted workflows (Claude Code, Claude, Dovetail AI, Figma MCP), Prototyping stack (Vercel, Supabase, Railway)</w:t>
       </w:r>
     </w:p>
     <w:p>
@@ -775,7 +771,7 @@
           <w:i w:val="0"/>
           <w:sz w:val="21"/>
         </w:rPr>
-        <w:t>OKRs, Evidence-based Prioritisation, Product Thinking, Cross-functional Collaboration, Agile/Scrum</w:t>
+        <w:t>OKRs, Evidence-based Prioritisation, Product Thinking, Cross-functional Collaboration, Agile/Scrum, Workshop Facilitation, Stakeholder Management</w:t>
       </w:r>
     </w:p>
     <w:p>
